--- a/02 CS Standards/CS-006 Resin Infusion.docx
+++ b/02 CS Standards/CS-006 Resin Infusion.docx
@@ -119,7 +119,7 @@
               <w:rPr>
                 <w:sz w:val="19"/>
               </w:rPr>
-              <w:t>B</w:t>
+              <w:t>C</w:t>
             </w:r>
           </w:p>
         </w:tc>
@@ -177,7 +177,7 @@
               <w:rPr>
                 <w:sz w:val="19"/>
               </w:rPr>
-              <w:t>2026-07-28</w:t>
+              <w:t>2026-08-28</w:t>
             </w:r>
           </w:p>
         </w:tc>
@@ -596,6 +596,60 @@
           </w:p>
         </w:tc>
       </w:tr>
+      <w:tr>
+        <w:tc>
+          <w:tcPr>
+            <w:tcW w:type="dxa" w:w="2412"/>
+          </w:tcPr>
+          <w:p>
+            <w:r>
+              <w:rPr>
+                <w:sz w:val="19"/>
+              </w:rPr>
+              <w:t>C</w:t>
+            </w:r>
+          </w:p>
+        </w:tc>
+        <w:tc>
+          <w:tcPr>
+            <w:tcW w:type="dxa" w:w="2412"/>
+          </w:tcPr>
+          <w:p>
+            <w:r>
+              <w:rPr>
+                <w:sz w:val="19"/>
+              </w:rPr>
+              <w:t>2026-08-28</w:t>
+            </w:r>
+          </w:p>
+        </w:tc>
+        <w:tc>
+          <w:tcPr>
+            <w:tcW w:type="dxa" w:w="2412"/>
+          </w:tcPr>
+          <w:p>
+            <w:r>
+              <w:rPr>
+                <w:sz w:val="19"/>
+              </w:rPr>
+              <w:t>Claude</w:t>
+            </w:r>
+          </w:p>
+        </w:tc>
+        <w:tc>
+          <w:tcPr>
+            <w:tcW w:type="dxa" w:w="2412"/>
+          </w:tcPr>
+          <w:p>
+            <w:r>
+              <w:rPr>
+                <w:sz w:val="19"/>
+              </w:rPr>
+              <w:t>Engineering pass (CS-000 Rev C conventions). Figure 1 draws the whole loop, pot to pump, with the two rules people miss when learning from over-the-shoulder: the mesh break before the outlet and the trap between bag and pump. Purpose reworded from shop slang to a statement a tech inspector could read; the Slack quote stays. No rule changed.</w:t>
+            </w:r>
+          </w:p>
+        </w:tc>
+      </w:tr>
     </w:tbl>
     <w:p/>
     <w:p>
@@ -608,7 +662,7 @@
     </w:p>
     <w:p>
       <w:r>
-        <w:t>Infusion is our main process for big parts, and in SN5 we ran it on vibes: no numeric leak criterion ("air started leaking in toward the end, hopefully it will turn out okay", #composites, 2026-05-01), an inherited guide asking people to find a physically impossible "30 psi" of vacuum, and no resin trap mentioned anywhere between bag and pump. This doc gives the actual numbers.</w:t>
+        <w:t>Infusion is our main process for big parts, and in SN5 it ran without acceptance criteria: no numeric leak-down limit ("air started leaking in toward the end, hopefully it will turn out okay", #composites, 2026-05-01), an inherited guide asking people to find a physically impossible "30 psi" of vacuum, and no resin trap mentioned anywhere between bag and pump. This doc gives the numbers.</w:t>
       </w:r>
     </w:p>
     <w:p>
@@ -1286,7 +1340,7 @@
         <w:t>inHg</w:t>
       </w:r>
       <w:r>
-        <w:t xml:space="preserve"> — inches of mercury, what the team's gauges read for vacuum. </w:t>
+        <w:t xml:space="preserve">: inches of mercury, what the team's gauges read for vacuum. </w:t>
       </w:r>
       <w:r>
         <w:rPr>
@@ -1309,7 +1363,7 @@
         <w:t>Drop test / leak-down</w:t>
       </w:r>
       <w:r>
-        <w:t xml:space="preserve"> — isolating the bag from the pump and watching the gauge to quantify leaks before committing resin.</w:t>
+        <w:t>: isolating the bag from the pump and watching the gauge to quantify leaks before committing resin.</w:t>
       </w:r>
     </w:p>
     <w:p>
@@ -1323,7 +1377,7 @@
         <w:t>Resin trap / catch pot</w:t>
       </w:r>
       <w:r>
-        <w:t xml:space="preserve"> — sealed container between bag outlet and pump that catches over-pulled resin. </w:t>
+        <w:t xml:space="preserve">: sealed container between bag outlet and pump that catches over-pulled resin. </w:t>
       </w:r>
       <w:r>
         <w:rPr>
@@ -1343,7 +1397,7 @@
         <w:t>Pleats</w:t>
       </w:r>
       <w:r>
-        <w:t xml:space="preserve"> — folds built into the bag with tacky tape so film can reach into corners without bridging or tearing.</w:t>
+        <w:t>: folds built into the bag with tacky tape so film can reach into corners without bridging or tearing.</w:t>
       </w:r>
     </w:p>
     <w:p>
@@ -1357,7 +1411,7 @@
         <w:t>Race-tracking</w:t>
       </w:r>
       <w:r>
-        <w:t xml:space="preserve"> — resin finding a fast path (usually along edges) and reaching the outlet before wetting the middle.</w:t>
+        <w:t>: resin finding a fast path (usually along edges) and reaching the outlet before wetting the middle.</w:t>
       </w:r>
     </w:p>
     <w:p>
@@ -2103,7 +2157,7 @@
         <w:t>Airtac 2 (R5):</w:t>
       </w:r>
       <w:r>
-        <w:t xml:space="preserve"> extremely flammable aerosol — no sparks/heat, use in ventilated space, short bursts.</w:t>
+        <w:t xml:space="preserve"> extremely flammable aerosol: no sparks/heat, use in ventilated space, short bursts.</w:t>
       </w:r>
     </w:p>
     <w:p>
@@ -2131,7 +2185,7 @@
         <w:t>Sharp spiral-wrap ends:</w:t>
       </w:r>
       <w:r>
-        <w:t xml:space="preserve"> cut ends pierce gloves and bags alike — tape them.</w:t>
+        <w:t xml:space="preserve"> cut ends pierce gloves and bags alike; tape them.</w:t>
       </w:r>
     </w:p>
     <w:p>
@@ -2220,7 +2274,7 @@
         <w:pStyle w:val="ListNumber"/>
       </w:pPr>
       <w:r>
-        <w:t xml:space="preserve">Place spiral-wrap feed line along the inlet side on the flange (not on part surface unless the WO says so — print-through), and the outlet spiral toward the catch pot. </w:t>
+        <w:t xml:space="preserve">Place spiral-wrap feed line along the inlet side on the flange (not on part surface unless the WO says so; print-through), and the outlet spiral toward the catch pot. </w:t>
       </w:r>
       <w:r>
         <w:rPr>
@@ -2307,6 +2361,59 @@
         <w:t xml:space="preserve"> (never bag → pump directly); inlet line → clamped shut.</w:t>
       </w:r>
     </w:p>
+    <w:p>
+      <w:pPr>
+        <w:jc w:val="center"/>
+      </w:pPr>
+      <w:r>
+        <w:drawing>
+          <wp:inline xmlns:a="http://schemas.openxmlformats.org/drawingml/2006/main" xmlns:pic="http://schemas.openxmlformats.org/drawingml/2006/picture">
+            <wp:extent cx="5669280" cy="2963487"/>
+            <wp:docPr id="1" name="Picture 1"/>
+            <wp:cNvGraphicFramePr>
+              <a:graphicFrameLocks noChangeAspect="1"/>
+            </wp:cNvGraphicFramePr>
+            <a:graphic>
+              <a:graphicData uri="http://schemas.openxmlformats.org/drawingml/2006/picture">
+                <pic:pic>
+                  <pic:nvPicPr>
+                    <pic:cNvPr id="0" name="cs006-infusion.png"/>
+                    <pic:cNvPicPr/>
+                  </pic:nvPicPr>
+                  <pic:blipFill>
+                    <a:blip r:embed="rId9"/>
+                    <a:stretch>
+                      <a:fillRect/>
+                    </a:stretch>
+                  </pic:blipFill>
+                  <pic:spPr>
+                    <a:xfrm>
+                      <a:off x="0" y="0"/>
+                      <a:ext cx="5669280" cy="2963487"/>
+                    </a:xfrm>
+                    <a:prstGeom prst="rect"/>
+                  </pic:spPr>
+                </pic:pic>
+              </a:graphicData>
+            </a:graphic>
+          </wp:inline>
+        </w:drawing>
+      </w:r>
+    </w:p>
+    <w:p>
+      <w:pPr>
+        <w:jc w:val="center"/>
+      </w:pPr>
+      <w:r>
+        <w:rPr>
+          <w:i/>
+          <w:color w:val="505050"/>
+          <w:sz w:val="18"/>
+        </w:rPr>
+        <w:t>Figure 1. The full loop in section, pot to pump. The flow mesh stops 30–50 mm short of the outlet, the trap sits between bag and pump, and resin travel inlet to outlet stays at or under 0.5 m.</w:t>
+      </w:r>
+    </w:p>
+    <w:p/>
     <w:p>
       <w:pPr>
         <w:pStyle w:val="Heading3"/>
@@ -2515,7 +2622,7 @@
         <w:pStyle w:val="ListNumber"/>
       </w:pPr>
       <w:r>
-        <w:t>Full mechanical properties take ≥14 days (R1) — schedule trimming freely, but no structural/fit loading before then where avoidable.</w:t>
+        <w:t>Full mechanical properties take ≥14 days (R1); schedule trimming freely, but no structural/fit loading before then where avoidable.</w:t>
       </w:r>
     </w:p>
     <w:p>
@@ -2660,7 +2767,7 @@
               <w:rPr>
                 <w:sz w:val="19"/>
               </w:rPr>
-              <w:t>Micro-leak — spiral end or bag puncture</w:t>
+              <w:t>Micro-leak: spiral end or bag puncture</w:t>
             </w:r>
           </w:p>
         </w:tc>
@@ -2837,7 +2944,7 @@
               <w:rPr>
                 <w:sz w:val="19"/>
               </w:rPr>
-              <w:t>Clamp inlet earlier next time; trap is doing its job — empty before it nears the pump port</w:t>
+              <w:t>Clamp inlet earlier next time; trap is doing its job; empty before it nears the pump port</w:t>
             </w:r>
           </w:p>
         </w:tc>
